--- a/docs/summary.docx
+++ b/docs/summary.docx
@@ -63,18 +63,7 @@
     </w:p>
     <w:p>
       <w:r>
-        <w:t xml:space="preserve">The paper and corresponding notebook for this assignment explored analyzing mortality using a neural network </w:t>
-      </w:r>
-      <w:proofErr w:type="gramStart"/>
-      <w:r>
-        <w:t xml:space="preserve">and </w:t>
-      </w:r>
-      <w:r>
-        <w:t>also</w:t>
-      </w:r>
-      <w:proofErr w:type="gramEnd"/>
-      <w:r>
-        <w:t xml:space="preserve"> </w:t>
+        <w:t xml:space="preserve">The paper and corresponding notebook for this assignment explored analyzing mortality using a neural network and </w:t>
       </w:r>
       <w:r>
         <w:t>asking</w:t>
@@ -240,30 +229,31 @@
         <w:t xml:space="preserve"> </w:t>
       </w:r>
       <w:r>
-        <w:t xml:space="preserve">(batch size, learning rate, feature engineering) </w:t>
+        <w:t>(batch size, learning rate, feature engineering</w:t>
+      </w:r>
+      <w:r>
+        <w:t>, hidden layers, neurons, activation functions</w:t>
+      </w:r>
+      <w:r>
+        <w:t xml:space="preserve">) </w:t>
       </w:r>
       <w:r>
         <w:t xml:space="preserve">when dealing with a neural </w:t>
       </w:r>
-      <w:proofErr w:type="gramStart"/>
-      <w:r>
-        <w:t>network</w:t>
-      </w:r>
-      <w:r>
-        <w:t xml:space="preserve"> </w:t>
-      </w:r>
-      <w:r>
-        <w:t xml:space="preserve"> </w:t>
-      </w:r>
-      <w:r>
-        <w:t>compared</w:t>
-      </w:r>
-      <w:proofErr w:type="gramEnd"/>
+      <w:r>
+        <w:t>network compared</w:t>
+      </w:r>
       <w:r>
         <w:t xml:space="preserve"> to boosted trees.</w:t>
       </w:r>
       <w:r>
-        <w:t xml:space="preserve"> The model also requires additional tools to dissect how the model is making predictions such as SHAP analysis, embedding analysis, </w:t>
+        <w:t xml:space="preserve"> The model also requires additional tools to </w:t>
+      </w:r>
+      <w:r>
+        <w:t>understand</w:t>
+      </w:r>
+      <w:r>
+        <w:t xml:space="preserve"> how the model is making predictions such as SHAP analysis, embedding analysis, </w:t>
       </w:r>
       <w:r>
         <w:t>and prediction</w:t>
@@ -315,7 +305,13 @@
       </w:r>
       <w:r>
         <w:lastRenderedPageBreak/>
-        <w:t>create a “skill” for the assistant to understand the task and significantly reduce the time to get insights.</w:t>
+        <w:t xml:space="preserve">create a “skill” for the assistant </w:t>
+      </w:r>
+      <w:r>
+        <w:t>to provide context on the project and the intended task, which can</w:t>
+      </w:r>
+      <w:r>
+        <w:t xml:space="preserve"> significantly reduce the time to get insights.</w:t>
       </w:r>
     </w:p>
     <w:p>
@@ -384,13 +380,43 @@
         <w:t xml:space="preserve">AI. </w:t>
       </w:r>
       <w:r>
-        <w:t xml:space="preserve">AI is most effective when used to challenge the actuary's assumptions but not replace them. </w:t>
-      </w:r>
-      <w:r>
-        <w:t>It is important to have a human-in-the-loop to verify results and judge the appropriateness of the</w:t>
+        <w:t>AI is most effective when used to challenge the actuary's assumptions but not replace them.</w:t>
+      </w:r>
+      <w:r>
+        <w:t xml:space="preserve"> </w:t>
+      </w:r>
+      <w:r>
+        <w:t xml:space="preserve">AI </w:t>
+      </w:r>
+      <w:r>
+        <w:t>assistants</w:t>
+      </w:r>
+      <w:r>
+        <w:t xml:space="preserve"> can be subtly wrong and make decisions without consulting the user.</w:t>
+      </w:r>
+      <w:r>
+        <w:t xml:space="preserve"> </w:t>
+      </w:r>
+      <w:r>
+        <w:t xml:space="preserve">It is important to have a human-in-the-loop to verify </w:t>
+      </w:r>
+      <w:r>
+        <w:t xml:space="preserve">and understand </w:t>
+      </w:r>
+      <w:r>
+        <w:t xml:space="preserve">results </w:t>
+      </w:r>
+      <w:r>
+        <w:t xml:space="preserve">as well as </w:t>
+      </w:r>
+      <w:r>
+        <w:t>judge the appropriateness of the</w:t>
       </w:r>
       <w:r>
         <w:t xml:space="preserve"> model.</w:t>
+      </w:r>
+      <w:r>
+        <w:t xml:space="preserve"> </w:t>
       </w:r>
     </w:p>
     <w:sectPr>
